--- a/_70_TECH__T1_SLACK_WORKFLOW_PROTOCOL.docx
+++ b/_70_TECH__T1_SLACK_WORKFLOW_PROTOCOL.docx
@@ -578,61 +578,38 @@
       </w:r>
     </w:p>
     <w:p>
-      <w:pPr>
-        <w:widowControl w:val="0"/>
-        <w:rPr/>
-      </w:pPr>
-      <w:r>
-        <w:rPr>
-          <w:rtl w:val="0"/>
-        </w:rPr>
-        <w:t xml:space="preserve">*Guest Policy, Refunds, Booking, and Recovery -- No workflow. No exceptions. Direct to the store's Ops Leader.*</w:t>
-      </w:r>
-    </w:p>
-    <w:p>
-      <w:pPr>
-        <w:widowControl w:val="0"/>
-        <w:rPr/>
-      </w:pPr>
-      <w:r>
-        <w:rPr>
-          <w:rtl w:val="0"/>
-        </w:rPr>
-      </w:r>
-    </w:p>
-    <w:p>
-      <w:pPr>
-        <w:widowControl w:val="0"/>
-        <w:rPr/>
-      </w:pPr>
-      <w:r>
-        <w:rPr>
-          <w:rtl w:val="0"/>
-        </w:rPr>
-        <w:t xml:space="preserve">There are no T1 Slack workflows for guest situations. None. Not for scared guests, not for refunds, not for complaints, not for recovery, not for booking issues, not for bad experiences, not for injuries. If a guest was affected by something -- tech failure, fear response, policy dispute, anything -- that goes to the Ops Leader. Apollo must never suggest a workflow in response to a guest-related question.</w:t>
-      </w:r>
-    </w:p>
-    <w:p>
-      <w:pPr>
-        <w:widowControl w:val="0"/>
-        <w:rPr/>
-      </w:pPr>
-      <w:r>
-        <w:rPr>
-          <w:rtl w:val="0"/>
-        </w:rPr>
-      </w:r>
-    </w:p>
-    <w:p>
-      <w:pPr>
-        <w:widowControl w:val="0"/>
-        <w:rPr/>
-      </w:pPr>
-      <w:r>
-        <w:rPr>
-          <w:rtl w:val="0"/>
-        </w:rPr>
-        <w:t xml:space="preserve">Includes: refund requests, guest complaints, booking disputes, age restriction edge cases, guest policy exceptions, comp tickets, event package pricing disputes, group booking escalations, guest injury follow-up, accessibility accommodations, guest ban or removal decisions, scared guests, early session termination, guest recovery situations.</w:t>
+      <w:r>
+        <w:t>*Guest Policy, Refunds, Booking, and Recovery -- No workflow. No exceptions. Direct to the store's Ops Leader.*</w:t>
+      </w:r>
+    </w:p>
+    <w:p>
+      <w:r>
+        <w:t>There are no T1 Slack workflows for guest situations. None. Not for scared guests, not for refunds, not for complaints, not for recovery, not for booking issues, not for bad experiences, not for injuries. If a guest was affected by something -- tech failure, fear response, policy dispute, anything -- that goes to the Ops Leader on shift. Apollo must never suggest a workflow in response to a guest-related question.</w:t>
+      </w:r>
+    </w:p>
+    <w:p>
+      <w:r>
+        <w:t>*Upset or unhappy guest:* Direct staff to the Ops Leader on shift. The Ops Leader owns guest recovery decisions.</w:t>
+      </w:r>
+    </w:p>
+    <w:p>
+      <w:r>
+        <w:t>Includes: refund requests, guest complaints, booking disputes, age restriction edge cases, guest policy exceptions, comp tickets, event package pricing disputes, group booking escalations, guest injury follow-up, accessibility accommodations, guest ban or removal decisions, scared guests, early session termination, guest recovery situations.</w:t>
+      </w:r>
+    </w:p>
+    <w:p>
+      <w:r>
+        <w:t>*DO NOT Rules*</w:t>
+      </w:r>
+    </w:p>
+    <w:p>
+      <w:r>
+        <w:t>- DO NOT reference any Slack channel by name as an escalation path. Guest issues always go to the Ops Leader on shift.</w:t>
+      </w:r>
+    </w:p>
+    <w:p>
+      <w:r>
+        <w:t>- DO NOT suggest a T1 workflow for any guest-related question.</w:t>
       </w:r>
     </w:p>
     <w:p>

--- a/_70_TECH__T1_SLACK_WORKFLOW_PROTOCOL.docx
+++ b/_70_TECH__T1_SLACK_WORKFLOW_PROTOCOL.docx
@@ -578,38 +578,87 @@
       </w:r>
     </w:p>
     <w:p>
-      <w:r>
-        <w:t>*Guest Policy, Refunds, Booking, and Recovery -- No workflow. No exceptions. Direct to the store's Ops Leader.*</w:t>
-      </w:r>
-    </w:p>
-    <w:p>
-      <w:r>
-        <w:t>There are no T1 Slack workflows for guest situations. None. Not for scared guests, not for refunds, not for complaints, not for recovery, not for booking issues, not for bad experiences, not for injuries. If a guest was affected by something -- tech failure, fear response, policy dispute, anything -- that goes to the Ops Leader on shift. Apollo must never suggest a workflow in response to a guest-related question.</w:t>
-      </w:r>
-    </w:p>
-    <w:p>
-      <w:r>
-        <w:t>*Upset or unhappy guest:* Direct staff to the Ops Leader on shift. The Ops Leader owns guest recovery decisions.</w:t>
-      </w:r>
-    </w:p>
-    <w:p>
-      <w:r>
-        <w:t>Includes: refund requests, guest complaints, booking disputes, age restriction edge cases, guest policy exceptions, comp tickets, event package pricing disputes, group booking escalations, guest injury follow-up, accessibility accommodations, guest ban or removal decisions, scared guests, early session termination, guest recovery situations.</w:t>
-      </w:r>
-    </w:p>
-    <w:p>
-      <w:r>
-        <w:t>*DO NOT Rules*</w:t>
-      </w:r>
-    </w:p>
-    <w:p>
-      <w:r>
-        <w:t>- DO NOT reference any Slack channel by name as an escalation path. Guest issues always go to the Ops Leader on shift.</w:t>
-      </w:r>
-    </w:p>
-    <w:p>
-      <w:r>
-        <w:t>- DO NOT suggest a T1 workflow for any guest-related question.</w:t>
+      <w:pPr>
+        <w:widowControl w:val="0"/>
+        <w:rPr/>
+      </w:pPr>
+      <w:r>
+        <w:rPr>
+          <w:rtl w:val="0"/>
+        </w:rPr>
+        <w:t xml:space="preserve">*Guest Policy, Refunds, Booking, and Recovery -- No workflow. No exceptions. Direct to the store's Ops Leader.*</w:t>
+      </w:r>
+    </w:p>
+    <w:p>
+      <w:pPr>
+        <w:widowControl w:val="0"/>
+        <w:rPr/>
+      </w:pPr>
+      <w:r>
+        <w:rPr>
+          <w:rtl w:val="0"/>
+        </w:rPr>
+        <w:t xml:space="preserve">There are no T1 Slack workflows for guest situations. None. Not for scared guests, not for refunds, not for complaints, not for recovery, not for booking issues, not for bad experiences, not for injuries. If a guest was affected by something -- tech failure, fear response, policy dispute, anything -- that goes to the Ops Leader on shift. Apollo must never suggest a workflow in response to a guest-related question.</w:t>
+      </w:r>
+    </w:p>
+    <w:p>
+      <w:pPr>
+        <w:widowControl w:val="0"/>
+        <w:rPr/>
+      </w:pPr>
+      <w:r>
+        <w:rPr>
+          <w:rtl w:val="0"/>
+        </w:rPr>
+        <w:t xml:space="preserve">*Upset or unhappy guest:* Direct staff to the Ops Leader on shift. The Ops Leader owns guest recovery decisions.</w:t>
+      </w:r>
+    </w:p>
+    <w:p>
+      <w:pPr>
+        <w:widowControl w:val="0"/>
+        <w:rPr/>
+      </w:pPr>
+      <w:r>
+        <w:rPr>
+          <w:rtl w:val="0"/>
+        </w:rPr>
+        <w:t xml:space="preserve">Includes: refund requests, guest complaints, booking disputes, age restriction edge cases, guest policy exceptions, comp tickets, event package pricing disputes, group booking escalations, guest injury follow-up, accessibility accommodations, guest ban or removal decisions, scared guests, early session termination, guest recovery situations.</w:t>
+      </w:r>
+    </w:p>
+    <w:p>
+      <w:pPr>
+        <w:widowControl w:val="0"/>
+        <w:rPr/>
+      </w:pPr>
+      <w:r>
+        <w:rPr>
+          <w:rtl w:val="0"/>
+        </w:rPr>
+        <w:t xml:space="preserve">*DO NOT Rules*</w:t>
+      </w:r>
+    </w:p>
+    <w:p>
+      <w:pPr>
+        <w:widowControl w:val="0"/>
+        <w:rPr/>
+      </w:pPr>
+      <w:r>
+        <w:rPr>
+          <w:rtl w:val="0"/>
+        </w:rPr>
+        <w:t xml:space="preserve">- DO NOT reference any Slack channel by name as an escalation path. Guest issues always go to the Ops Leader on shift.</w:t>
+      </w:r>
+    </w:p>
+    <w:p>
+      <w:pPr>
+        <w:widowControl w:val="0"/>
+        <w:rPr/>
+      </w:pPr>
+      <w:r>
+        <w:rPr>
+          <w:rtl w:val="0"/>
+        </w:rPr>
+        <w:t xml:space="preserve">- DO NOT suggest a T1 workflow for any guest-related question.</w:t>
       </w:r>
     </w:p>
     <w:p>
@@ -10618,6 +10667,28 @@
           <w:rtl w:val="0"/>
         </w:rPr>
         <w:t xml:space="preserve">- Apollo must never say an AP handles one player.</w:t>
+      </w:r>
+    </w:p>
+    <w:p>
+      <w:pPr>
+        <w:widowControl w:val="0"/>
+        <w:rPr/>
+      </w:pPr>
+      <w:r>
+        <w:rPr>
+          <w:rtl w:val="0"/>
+        </w:rPr>
+      </w:r>
+    </w:p>
+    <w:p>
+      <w:pPr>
+        <w:widowControl w:val="0"/>
+        <w:rPr/>
+      </w:pPr>
+      <w:r>
+        <w:rPr>
+          <w:rtl w:val="0"/>
+        </w:rPr>
       </w:r>
     </w:p>
     <w:p>

--- a/_70_TECH__T1_SLACK_WORKFLOW_PROTOCOL.docx
+++ b/_70_TECH__T1_SLACK_WORKFLOW_PROTOCOL.docx
@@ -578,51 +578,88 @@
       </w:r>
     </w:p>
     <w:p>
-      <w:pPr>
-        <w:widowControl w:val="0"/>
-        <w:rPr/>
-      </w:pPr>
-      <w:r>
-        <w:rPr>
-          <w:rtl w:val="0"/>
-        </w:rPr>
-        <w:t xml:space="preserve">*Guest Policy, Refunds, Booking, and Recovery -- No workflow. No exceptions. Direct to the store's Ops Leader.*</w:t>
-      </w:r>
-    </w:p>
-    <w:p>
-      <w:pPr>
-        <w:widowControl w:val="0"/>
-        <w:rPr/>
-      </w:pPr>
-      <w:r>
-        <w:rPr>
-          <w:rtl w:val="0"/>
-        </w:rPr>
-        <w:t xml:space="preserve">There are no T1 Slack workflows for guest situations. None. Not for scared guests, not for refunds, not for complaints, not for recovery, not for booking issues, not for bad experiences, not for injuries. If a guest was affected by something -- tech failure, fear response, policy dispute, anything -- that goes to the Ops Leader on shift. Apollo must never suggest a workflow in response to a guest-related question.</w:t>
-      </w:r>
-    </w:p>
-    <w:p>
-      <w:pPr>
-        <w:widowControl w:val="0"/>
-        <w:rPr/>
-      </w:pPr>
-      <w:r>
-        <w:rPr>
-          <w:rtl w:val="0"/>
-        </w:rPr>
-        <w:t xml:space="preserve">*Upset or unhappy guest:* Direct staff to the Ops Leader on shift. The Ops Leader owns guest recovery decisions.</w:t>
-      </w:r>
-    </w:p>
-    <w:p>
-      <w:pPr>
-        <w:widowControl w:val="0"/>
-        <w:rPr/>
-      </w:pPr>
-      <w:r>
-        <w:rPr>
-          <w:rtl w:val="0"/>
-        </w:rPr>
-        <w:t xml:space="preserve">Includes: refund requests, guest complaints, booking disputes, age restriction edge cases, guest policy exceptions, comp tickets, event package pricing disputes, group booking escalations, guest injury follow-up, accessibility accommodations, guest ban or removal decisions, scared guests, early session termination, guest recovery situations.</w:t>
+      <w:r>
+        <w:t>*16_TECH__STORE_TV_VOLUME_STANDARD*</w:t>
+      </w:r>
+    </w:p>
+    <w:p>
+      <w:r>
+        <w:t>*Category:* OPERATIONS</w:t>
+      </w:r>
+    </w:p>
+    <w:p>
+      <w:r>
+        <w:t>*Purpose*</w:t>
+      </w:r>
+    </w:p>
+    <w:p>
+      <w:r>
+        <w:t>Defines the standard volume setting for all store TVs.</w:t>
+      </w:r>
+    </w:p>
+    <w:p>
+      <w:r>
+        <w:t>*Store TV Volume Standard*</w:t>
+      </w:r>
+    </w:p>
+    <w:p>
+      <w:r>
+        <w:t>All store TVs -- both *post experience TVs* and *barracks TVs* -- should be set to a volume of *65*.</w:t>
+      </w:r>
+    </w:p>
+    <w:p>
+      <w:r>
+        <w:t>*DO NOT Rules*</w:t>
+      </w:r>
+    </w:p>
+    <w:p>
+      <w:r>
+        <w:t>- DO NOT tell staff there is no documented TV volume standard. The standard is 65 for all store TVs.</w:t>
+      </w:r>
+    </w:p>
+    <w:p>
+      <w:r>
+        <w:t>- DO NOT apply the 65 standard to the iPad -- iPad volume must be at max during avatar selection.</w:t>
+      </w:r>
+    </w:p>
+    <w:p>
+      <w:r>
+        <w:t>*Trigger Phrases*</w:t>
+      </w:r>
+    </w:p>
+    <w:p>
+      <w:r>
+        <w:t>- what volume should tvs be set to</w:t>
+      </w:r>
+    </w:p>
+    <w:p>
+      <w:r>
+        <w:t>- TV volume</w:t>
+      </w:r>
+    </w:p>
+    <w:p>
+      <w:r>
+        <w:t>- barracks TV volume</w:t>
+      </w:r>
+    </w:p>
+    <w:p>
+      <w:r>
+        <w:t>- post experience TV volume</w:t>
+      </w:r>
+    </w:p>
+    <w:p>
+      <w:r>
+        <w:t>- store TV volume</w:t>
+      </w:r>
+    </w:p>
+    <w:p>
+      <w:r>
+        <w:t>*Example Response Patterns*</w:t>
+      </w:r>
+    </w:p>
+    <w:p>
+      <w:r>
+        <w:t>- "All store TVs (post experience and barracks) should be set to a volume of 65."</w:t>
       </w:r>
     </w:p>
     <w:p>

--- a/_70_TECH__T1_SLACK_WORKFLOW_PROTOCOL.docx
+++ b/_70_TECH__T1_SLACK_WORKFLOW_PROTOCOL.docx
@@ -4314,267 +4314,177 @@
     </w:p>
     <w:p>
       <w:r>
-        <w:t xml:space="preserve">*Explicit Exclusions -- Never Apply T1 Workflow Protocol to These*</w:t>
-      </w:r>
-    </w:p>
-    <w:p>
-      <w:r>
-        <w:t xml:space="preserve"/>
-      </w:r>
-    </w:p>
-    <w:p>
-      <w:r>
-        <w:t xml:space="preserve">- Lever, Lever login, Lever not working -- route to file 33</w:t>
-      </w:r>
-    </w:p>
-    <w:p>
-      <w:r>
-        <w:t xml:space="preserve"/>
-      </w:r>
-    </w:p>
-    <w:p>
-      <w:r>
-        <w:t xml:space="preserve">- Rippling, Rippling login, Rippling schedule, Rippling not working -- route to file 32</w:t>
-      </w:r>
-    </w:p>
-    <w:p>
-      <w:r>
-        <w:t xml:space="preserve"/>
-      </w:r>
-    </w:p>
-    <w:p>
-      <w:r>
-        <w:t xml:space="preserve">- Checkfront, Checkfront login, booking issues, manifest issues, refund processing -- route to file 52</w:t>
-      </w:r>
-    </w:p>
-    <w:p>
-      <w:r>
-        <w:t xml:space="preserve"/>
-      </w:r>
-    </w:p>
-    <w:p>
-      <w:r>
-        <w:t xml:space="preserve">- Gift card admin app, Retool, gift card 403 error -- route to file 53</w:t>
-      </w:r>
-    </w:p>
-    <w:p>
-      <w:r>
-        <w:t xml:space="preserve"/>
-      </w:r>
-    </w:p>
-    <w:p>
-      <w:r>
-        <w:t xml:space="preserve">- Freshdesk issues -- route to file 67 for the correct Freshdesk form</w:t>
-      </w:r>
-    </w:p>
-    <w:p>
-      <w:r>
-        <w:t xml:space="preserve"/>
-      </w:r>
-    </w:p>
-    <w:p>
-      <w:r>
-        <w:t xml:space="preserve">- Google Workspace (non-password), Slack app issues, Microsoft Office -- not T1 tech issues</w:t>
-      </w:r>
-    </w:p>
-    <w:p>
-      <w:r>
-        <w:t xml:space="preserve"/>
-      </w:r>
-    </w:p>
-    <w:p>
-      <w:r>
-        <w:t xml:space="preserve">- Oasis access -- direct to oasis.sandboxvr.com or their manager</w:t>
-      </w:r>
-    </w:p>
-    <w:p>
-      <w:r>
-        <w:t xml:space="preserve"/>
-      </w:r>
-    </w:p>
-    <w:p>
-      <w:r>
-        <w:t xml:space="preserve">- Hiring, recruiting, HR policy, benefits, compensation, PTO, leave, payroll -- direct to peopleops@sandboxvr.com</w:t>
-      </w:r>
-    </w:p>
-    <w:p>
-      <w:r>
-        <w:t xml:space="preserve"/>
-      </w:r>
-    </w:p>
-    <w:p>
-      <w:r>
-        <w:t xml:space="preserve">- Employee relations, disciplinary actions, performance improvement plans -- direct to peopleops@sandboxvr.com</w:t>
-      </w:r>
-    </w:p>
-    <w:p>
-      <w:r>
-        <w:t xml:space="preserve"/>
-      </w:r>
-    </w:p>
-    <w:p>
-      <w:r>
-        <w:t xml:space="preserve">- Workplace complaints, harassment, misconduct reports -- direct to peopleops@sandboxvr.com</w:t>
-      </w:r>
-    </w:p>
-    <w:p>
-      <w:r>
-        <w:t xml:space="preserve"/>
-      </w:r>
-    </w:p>
-    <w:p>
-      <w:r>
-        <w:t xml:space="preserve">- Scheduling disputes, shift coverage, labor budgets, overtime decisions -- direct to Ops Leader</w:t>
-      </w:r>
-    </w:p>
-    <w:p>
-      <w:r>
-        <w:t xml:space="preserve"/>
-      </w:r>
-    </w:p>
-    <w:p>
-      <w:r>
-        <w:t xml:space="preserve">- Refund requests, guest complaints, booking disputes, guest policy exceptions -- direct to Ops Leader</w:t>
-      </w:r>
-    </w:p>
-    <w:p>
-      <w:r>
-        <w:t xml:space="preserve"/>
-      </w:r>
-    </w:p>
-    <w:p>
-      <w:r>
-        <w:t xml:space="preserve">- Guest recovery of any kind (scared guests, bad experience, early session end, tech failure during session) -- direct to Ops Leader. There is no T1 Slack workflow for guest situations.</w:t>
-      </w:r>
-    </w:p>
-    <w:p>
-      <w:r>
-        <w:t xml:space="preserve"/>
-      </w:r>
-    </w:p>
-    <w:p>
-      <w:r>
-        <w:t xml:space="preserve">- Age restriction edge cases, comp tickets, event pricing disputes -- direct to Ops Leader</w:t>
-      </w:r>
-    </w:p>
-    <w:p>
-      <w:r>
-        <w:t xml:space="preserve"/>
-      </w:r>
-    </w:p>
-    <w:p>
-      <w:r>
-        <w:t xml:space="preserve">- Guest injury follow-up, accessibility accommodations, guest bans -- direct to Ops Leader</w:t>
-      </w:r>
-    </w:p>
-    <w:p>
-      <w:r>
-        <w:t xml:space="preserve"/>
-      </w:r>
-    </w:p>
-    <w:p>
-      <w:r>
-        <w:t xml:space="preserve">- eLearning assignments, training tasks, LMS access, onboarding training -- direct to manager or Ops Leader</w:t>
-      </w:r>
-    </w:p>
-    <w:p>
-      <w:r>
-        <w:t xml:space="preserve"/>
-      </w:r>
-    </w:p>
-    <w:p>
-      <w:r>
-        <w:t xml:space="preserve">- Marketing, local partnerships, social media, promotional events -- direct to Ops Leader or Territory Leader</w:t>
-      </w:r>
-    </w:p>
-    <w:p>
-      <w:r>
-        <w:t xml:space="preserve"/>
-      </w:r>
-    </w:p>
-    <w:p>
-      <w:r>
-        <w:t xml:space="preserve">- Procurement, replenishment, ordering supplies -- direct to procurement@sandboxvr.com or file 17</w:t>
-      </w:r>
-    </w:p>
-    <w:p>
-      <w:r>
-        <w:t xml:space="preserve"/>
-      </w:r>
-    </w:p>
-    <w:p>
-      <w:r>
-        <w:t xml:space="preserve">- Path Water out of stock, beverage cooler supply issues -- NO workflow. Direct to Ops Leader or Ben Bunyan on Slack. This is never a T1 tech issue.</w:t>
-      </w:r>
-    </w:p>
-    <w:p>
-      <w:r>
-        <w:t xml:space="preserve"/>
-      </w:r>
-    </w:p>
-    <w:p>
-      <w:r>
-        <w:t xml:space="preserve">- Accountability, performance management, coaching, written warnings -- route to file 31 or direct to manager</w:t>
-      </w:r>
-    </w:p>
-    <w:p>
-      <w:r>
-        <w:t xml:space="preserve"/>
-      </w:r>
-    </w:p>
-    <w:p>
-      <w:r>
-        <w:t xml:space="preserve">- Broken store appliance, facility repair, HVAC, furniture -- Freshdesk Repair and Maintenance form (file 67)</w:t>
-      </w:r>
-    </w:p>
-    <w:p>
-      <w:r>
-        <w:t xml:space="preserve"/>
-      </w:r>
-    </w:p>
-    <w:p>
-      <w:r>
-        <w:t xml:space="preserve">- New team member onboarding (system access) -- Freshdesk Onboarding form (file 67)</w:t>
-      </w:r>
-    </w:p>
-    <w:p>
-      <w:r>
-        <w:t xml:space="preserve"/>
-      </w:r>
-    </w:p>
-    <w:p>
-      <w:r>
-        <w:t xml:space="preserve">- Team member offboarding (system access) -- Freshdesk Offboarding form (file 67)</w:t>
-      </w:r>
-    </w:p>
-    <w:p>
-      <w:r>
-        <w:t xml:space="preserve"/>
-      </w:r>
-    </w:p>
-    <w:p>
-      <w:r>
-        <w:t xml:space="preserve">- Google account password reset -- Freshdesk Google Password Reset form (file 67)</w:t>
-      </w:r>
-    </w:p>
-    <w:p>
-      <w:r>
-        <w:t xml:space="preserve"/>
-      </w:r>
-    </w:p>
-    <w:p>
-      <w:r>
-        <w:t xml:space="preserve">- Store incident report (guest injury, safety event) -- Freshdesk Store Incident Tracker (file 67)</w:t>
-      </w:r>
-    </w:p>
-    <w:p>
-      <w:r>
-        <w:t xml:space="preserve"/>
-      </w:r>
-    </w:p>
-    <w:p>
-      <w:r>
-        <w:t xml:space="preserve">- eWaste disposal -- Freshdesk eWaste form (file 67)</w:t>
+        <w:t>*Freshdesk Ticket Forms*</w:t>
+      </w:r>
+    </w:p>
+    <w:p>
+      <w:r>
+        <w:t>Freshdesk has a dedicated form for each formal request type. Each opens directly to the correct ticket form.</w:t>
+      </w:r>
+    </w:p>
+    <w:p>
+      <w:r>
+        <w:t>*RMA (Return Merchandise Authorization)*</w:t>
+      </w:r>
+    </w:p>
+    <w:p>
+      <w:r>
+        <w:t>Use when: returning broken, malfunctioning, or retired hardware for replacement or refund. Consult T2 via Slack before submitting.</w:t>
+      </w:r>
+    </w:p>
+    <w:p>
+      <w:r>
+        <w:t>Link: &lt;https://sandboxvr-support.freshdesk.com/support/tickets/new?ticket_form=rma_request_form|Submit RMA Request&gt;</w:t>
+      </w:r>
+    </w:p>
+    <w:p>
+      <w:r>
+        <w:t>*Reliability Hardware Form*</w:t>
+      </w:r>
+    </w:p>
+    <w:p>
+      <w:r>
+        <w:t>Use when: reporting broken phones or CCTV equipment.</w:t>
+      </w:r>
+    </w:p>
+    <w:p>
+      <w:r>
+        <w:t>Link: &lt;https://sandboxvr-support.freshdesk.com/support/tickets/new?ticket_form=reliability_hardware_form|Submit Reliability Hardware Form&gt;</w:t>
+      </w:r>
+    </w:p>
+    <w:p>
+      <w:r>
+        <w:t>*Repair and Maintenance Form*</w:t>
+      </w:r>
+    </w:p>
+    <w:p>
+      <w:r>
+        <w:t>Use when: a store appliance or facility item is broken (refrigerator, HVAC, furniture, fixtures) and needs a vendor repair rather than an RMA.</w:t>
+      </w:r>
+    </w:p>
+    <w:p>
+      <w:r>
+        <w:t>Link: &lt;https://sandboxvr-support.freshdesk.com/support/tickets/new?ticket_form=repair_%26_maintenance_form|Submit Repair &amp; Maintenance Form&gt;</w:t>
+      </w:r>
+    </w:p>
+    <w:p>
+      <w:r>
+        <w:t>*eWaste Form*</w:t>
+      </w:r>
+    </w:p>
+    <w:p>
+      <w:r>
+        <w:t>Use when: disposing of electronic store equipment that is broken, defective, or at end of life. Minimum submission: 15 items.</w:t>
+      </w:r>
+    </w:p>
+    <w:p>
+      <w:r>
+        <w:t>Link: &lt;https://docs.google.com/forms/d/e/1FAIpQLSfQ13v4A8Qf6M9qQLVU6FYBckoqP9MwWsP0bw_SOo9ugjijPA/viewform|Submit eWaste Form&gt;</w:t>
+      </w:r>
+    </w:p>
+    <w:p>
+      <w:r>
+        <w:t>*Google Password Reset*</w:t>
+      </w:r>
+    </w:p>
+    <w:p>
+      <w:r>
+        <w:t>Use when: a team member needs their Google account password reset.</w:t>
+      </w:r>
+    </w:p>
+    <w:p>
+      <w:r>
+        <w:t>Link: &lt;https://sandboxvr-support.freshdesk.com/support/tickets/new?ticket_form=google_password_reset_request_%7C_corporate|Submit Google Password Reset&gt;</w:t>
+      </w:r>
+    </w:p>
+    <w:p>
+      <w:r>
+        <w:t>*Onboarding*</w:t>
+      </w:r>
+    </w:p>
+    <w:p>
+      <w:r>
+        <w:t>Use when: submitting a new team member onboarding request.</w:t>
+      </w:r>
+    </w:p>
+    <w:p>
+      <w:r>
+        <w:t>Link: &lt;https://sandboxvr-support.freshdesk.com/support/tickets/new?ticket_form=onboarding_form|Submit Onboarding Form&gt;</w:t>
+      </w:r>
+    </w:p>
+    <w:p>
+      <w:r>
+        <w:t>*Offboarding*</w:t>
+      </w:r>
+    </w:p>
+    <w:p>
+      <w:r>
+        <w:t>Use when: a team member is leaving the company.</w:t>
+      </w:r>
+    </w:p>
+    <w:p>
+      <w:r>
+        <w:t>Link: &lt;https://sandboxvr-support.freshdesk.com/support/tickets/new?ticket_form=offboarding_form|Submit Offboarding Form&gt;</w:t>
+      </w:r>
+    </w:p>
+    <w:p>
+      <w:r>
+        <w:t>*People Team Request*</w:t>
+      </w:r>
+    </w:p>
+    <w:p>
+      <w:r>
+        <w:t>Use when: submitting a request to the People Team for HR-related support.</w:t>
+      </w:r>
+    </w:p>
+    <w:p>
+      <w:r>
+        <w:t>Link: &lt;https://sandboxvr-support.freshdesk.com/support/tickets/new?ticket_form=people_team_request|Submit People Team Request&gt;</w:t>
+      </w:r>
+    </w:p>
+    <w:p>
+      <w:r>
+        <w:t>*Store Incident Tracker*</w:t>
+      </w:r>
+    </w:p>
+    <w:p>
+      <w:r>
+        <w:t>Use when: reporting an in-store incident (guest injury, safety event).</w:t>
+      </w:r>
+    </w:p>
+    <w:p>
+      <w:r>
+        <w:t>Link: &lt;https://sandboxvr-support.freshdesk.com/support/tickets/new?ticket_form=store_incident_tracker|Submit Store Incident Tracker&gt;</w:t>
+      </w:r>
+    </w:p>
+    <w:p>
+      <w:r>
+        <w:t>*Oasis Content Request*</w:t>
+      </w:r>
+    </w:p>
+    <w:p>
+      <w:r>
+        <w:t>Use when: requesting new content, updates, or corrections to the Oasis.</w:t>
+      </w:r>
+    </w:p>
+    <w:p>
+      <w:r>
+        <w:t>Link: &lt;https://sandboxvr-support.freshdesk.com/support/tickets/new?ticket_form=oasis_content_request|Submit Oasis Content Request&gt;</w:t>
+      </w:r>
+    </w:p>
+    <w:p>
+      <w:r>
+        <w:t>*Mystery Shop Dispute Form*</w:t>
+      </w:r>
+    </w:p>
+    <w:p>
+      <w:r>
+        <w:t>Use when: disputing the results or scoring of a Mystery Shopper visit.</w:t>
+      </w:r>
+    </w:p>
+    <w:p>
+      <w:r>
+        <w:t>Link: &lt;https://sandboxvr-support.freshdesk.com/support/tickets/new?ticket_form=mystery_shop_challenge|Submit Mystery Shop Dispute Form&gt;</w:t>
       </w:r>
     </w:p>
     <w:p>

--- a/_70_TECH__T1_SLACK_WORKFLOW_PROTOCOL.docx
+++ b/_70_TECH__T1_SLACK_WORKFLOW_PROTOCOL.docx
@@ -1264,117 +1264,82 @@
     </w:p>
     <w:p>
       <w:r>
-        <w:t xml:space="preserve">*Vest -- Haptic Feedback Vest Issues*</w:t>
-      </w:r>
-    </w:p>
-    <w:p>
-      <w:r>
-        <w:t xml:space="preserve"/>
-      </w:r>
-    </w:p>
-    <w:p>
-      <w:r>
-        <w:t xml:space="preserve">Workflow: &lt;https://slack.com/shortcuts/Ft094SSF1KU0/1c866a8261923bf429312c8ba03b5c32|Submit Vest Workflow&gt;</w:t>
-      </w:r>
-    </w:p>
-    <w:p>
-      <w:r>
-        <w:t xml:space="preserve"/>
-      </w:r>
-    </w:p>
-    <w:p>
-      <w:r>
-        <w:t xml:space="preserve">*When to include the workflow:* Only after basic troubleshooting steps have been attempted and not resolved. Vest issues are often fixable mid-session without pausing -- try the steps below first. Do not include the workflow for vest questions that are informational or where the issue has not yet been attempted to fix.</w:t>
-      </w:r>
-    </w:p>
-    <w:p>
-      <w:r>
-        <w:t xml:space="preserve"/>
-      </w:r>
-    </w:p>
-    <w:p>
-      <w:r>
-        <w:t xml:space="preserve">*Basic troubleshooting first:*</w:t>
-      </w:r>
-    </w:p>
-    <w:p>
-      <w:r>
-        <w:t xml:space="preserve"/>
-      </w:r>
-    </w:p>
-    <w:p>
-      <w:r>
-        <w:t xml:space="preserve">1. Power cycle the vest: hold power button 3 seconds to turn off, wait 10 seconds, hold 3 seconds to turn on. Confirm solid blue LED.</w:t>
-      </w:r>
-    </w:p>
-    <w:p>
-      <w:r>
-        <w:t xml:space="preserve"/>
-      </w:r>
-    </w:p>
-    <w:p>
-      <w:r>
-        <w:t xml:space="preserve">2. Re-pair via VirtualHere: VNC into the SPC, open VirtualHere Client, right-click the correct SPC, select Auto-Use Device Port. Confirm the vest shows "in use by you."</w:t>
-      </w:r>
-    </w:p>
-    <w:p>
-      <w:r>
-        <w:t xml:space="preserve"/>
-      </w:r>
-    </w:p>
-    <w:p>
-      <w:r>
-        <w:t xml:space="preserve">3. Confirm bHaptics settings: Button Lock = ON, Stay Locked = ON, Turn Off After = Never.</w:t>
-      </w:r>
-    </w:p>
-    <w:p>
-      <w:r>
-        <w:t xml:space="preserve"/>
-      </w:r>
-    </w:p>
-    <w:p>
-      <w:r>
-        <w:t xml:space="preserve">4. Close VNC after troubleshooting.</w:t>
-      </w:r>
-    </w:p>
-    <w:p>
-      <w:r>
-        <w:t xml:space="preserve"/>
-      </w:r>
-    </w:p>
-    <w:p>
-      <w:r>
-        <w:t xml:space="preserve">5. If the vest is stuck vibrating: first check whether button lock is enabled. If you are able to power down the vest by holding the power button, button lock is NOT set up correctly -- it should be enabled to prevent accidental power-off. Disable button lock temporarily, attempt to power off the vest, then let it fully drain if it still will not stop. Recharge completely before re-pairing. Do not reseat the Bluetooth dongle unless T1 explicitly instructs you to.</w:t>
-      </w:r>
-    </w:p>
-    <w:p>
-      <w:r>
-        <w:t xml:space="preserve"/>
-      </w:r>
-    </w:p>
-    <w:p>
-      <w:r>
-        <w:t xml:space="preserve">If unresolved: &lt;https://slack.com/shortcuts/Ft094SSF1KU0/1c866a8261923bf429312c8ba03b5c32|Submit Vest Workflow&gt;</w:t>
-      </w:r>
-    </w:p>
-    <w:p>
-      <w:r>
-        <w:t xml:space="preserve"/>
-      </w:r>
-    </w:p>
-    <w:p>
-      <w:r>
-        <w:t xml:space="preserve">Do not swap in the spare vest independently. Work with T1 via the workflow.</w:t>
-      </w:r>
-    </w:p>
-    <w:p>
-      <w:r>
-        <w:t xml:space="preserve"/>
-      </w:r>
-    </w:p>
-    <w:p>
-      <w:r>
-        <w:t xml:space="preserve">Submit even if resolved. Documentation is required.</w:t>
+        <w:t>*Vest -- Haptic Feedback Vest Issues*</w:t>
+      </w:r>
+    </w:p>
+    <w:p>
+      <w:r>
+        <w:t>Workflow: &lt;https://slack.com/shortcuts/Ft094SSF1KU0/1c866a8261923bf429312c8ba03b5c32|Submit Vest Workflow&gt;</w:t>
+      </w:r>
+    </w:p>
+    <w:p>
+      <w:r>
+        <w:t>*Scope check first -- vest haptics vs. prop haptics:*</w:t>
+      </w:r>
+    </w:p>
+    <w:p>
+      <w:r>
+        <w:t>- This section covers the *vest* not providing body haptic feedback (solid blue but no vibration, stuck vibrating, not pairing).</w:t>
+      </w:r>
+    </w:p>
+    <w:p>
+      <w:r>
+        <w:t>- If the complaint is that a *weapon or prop* does not vibrate or does not feel like it is firing (e.g. "doesn't feel like a machine gun"), that is a *Props* issue, not a vest issue. Do not route it here. Power cycle/reseat the prop, re-pair it, swap a spare, and use the Props workflow. For internal trigger/spring repair see the Prop Repair SOP: &lt;https://sites.google.com/sandboxvr.com/theoasis/home/store-operations/guest-centric-operationally-sound/tech-sops-and-elearnings/prop-repair|View Prop Repair SOP on Oasis&gt;.</w:t>
+      </w:r>
+    </w:p>
+    <w:p>
+      <w:r>
+        <w:t>- DO NOT treat a prop not vibrating (e.g. weapon does not feel like it is firing) as a vest haptics issue. Prop vibration is handled through the Props workflow and Prop Repair SOP, not the Vest Workflow.</w:t>
+      </w:r>
+    </w:p>
+    <w:p>
+      <w:r>
+        <w:t>*When to include the workflow:* Only after basic troubleshooting steps have been attempted and not resolved. Vest issues are often fixable mid-session without pausing -- try the steps below first. Do not include the workflow for vest questions that are informational or where the issue has not yet been attempted to fix.</w:t>
+      </w:r>
+    </w:p>
+    <w:p>
+      <w:r>
+        <w:t>*Basic troubleshooting first:*</w:t>
+      </w:r>
+    </w:p>
+    <w:p>
+      <w:r>
+        <w:t>1. Power cycle the vest: hold power button 3 seconds to turn off, wait 10 seconds, hold 3 seconds to turn on. Confirm solid blue LED.</w:t>
+      </w:r>
+    </w:p>
+    <w:p>
+      <w:r>
+        <w:t>2. Re-pair via VirtualHere: VNC into the SPC, open VirtualHere Client, right-click the correct SPC, select Auto-Use Device Port. Confirm the vest shows "in use by you."</w:t>
+      </w:r>
+    </w:p>
+    <w:p>
+      <w:r>
+        <w:t>3. Confirm bHaptics settings: Button Lock = ON, Stay Locked = ON, Turn Off After = Never.</w:t>
+      </w:r>
+    </w:p>
+    <w:p>
+      <w:r>
+        <w:t>4. Close VNC after troubleshooting.</w:t>
+      </w:r>
+    </w:p>
+    <w:p>
+      <w:r>
+        <w:t>5. If the vest is stuck vibrating: first check whether button lock is enabled. If you are able to power down the vest by holding the power button, button lock is NOT set up correctly -- it should be enabled to prevent accidental power-off. Disable button lock temporarily, attempt to power off the vest, then let it fully drain if it still will not stop. Recharge completely before re-pairing. Do not reseat the Bluetooth dongle unless T1 explicitly instructs you to.</w:t>
+      </w:r>
+    </w:p>
+    <w:p>
+      <w:r>
+        <w:t>If unresolved: &lt;https://slack.com/shortcuts/Ft094SSF1KU0/1c866a8261923bf429312c8ba03b5c32|Submit Vest Workflow&gt;</w:t>
+      </w:r>
+    </w:p>
+    <w:p>
+      <w:r>
+        <w:t>Do not swap in the spare vest independently. Work with T1 via the workflow.</w:t>
+      </w:r>
+    </w:p>
+    <w:p>
+      <w:r>
+        <w:t>Submit even if resolved. Documentation is required.</w:t>
       </w:r>
     </w:p>
     <w:p>
